--- a/docs/design/acrme_design_change_and_fdd_tdd_plan.docx
+++ b/docs/design/acrme_design_change_and_fdd_tdd_plan.docx
@@ -184,7 +184,7 @@
         <w:rPr>
           <w:rStyle w:val="VerbatimChar"/>
         </w:rPr>
-        <w:t xml:space="preserve">acrme_requirements_baseline_v2_2.md</w:t>
+        <w:t xml:space="preserve">acrme_requirements_baseline_v2_4.md</w:t>
       </w:r>
       <w:r>
         <w:t xml:space="preserve">) and the existing design corpus.</w:t>
